--- a/assets/lessons/zakkhei/Zakkhei_Razdatka.docx
+++ b/assets/lessons/zakkhei/Zakkhei_Razdatka.docx
@@ -4,15 +4,7 @@
   <w:body>
     <w:p>
       <w:pPr>
-        <w:pStyle w:val="Title"/>
-      </w:pPr>
-      <w:r>
-        <w:t>Закхей</w:t>
-      </w:r>
-    </w:p>
-    <w:p>
-      <w:pPr>
-        <w:pStyle w:val="Subtitle"/>
+        <w:pStyle w:val="Heading1"/>
       </w:pPr>
       <w:r>
         <w:t>Карточки действий для пары</w:t>
@@ -20,97 +12,482 @@
     </w:p>
     <w:p>
       <w:r>
-        <w:t>Распечатайте страницу, разрежьте на четыре карточки и перемешайте. На этапе 7 участники выбирают порядок действий и объясняют своё решение. Если вред продолжается, сначала нужно его остановить.</w:t>
+        <w:t>Разрежьте на четыре карточки и перемешайте. На этапе 7 выберите порядок действий и объясните решение. Если вред продолжается, сначала остановите его.</w:t>
       </w:r>
     </w:p>
-    <w:p>
-      <w:pPr>
-        <w:spacing w:before="440" w:after="180"/>
-      </w:pPr>
-      <w:r>
-        <w:rPr>
-          <w:b/>
-          <w:sz w:val="32"/>
-        </w:rPr>
-        <w:t>ПРИЗНАТЬ ПОСТУПОК</w:t>
-      </w:r>
-    </w:p>
-    <w:p>
-      <w:r>
-        <w:t>Я называю, что сделал, и не перекладываю вину.</w:t>
-      </w:r>
-    </w:p>
-    <w:p>
-      <w:r>
-        <w:t>Наш пример: __________________________________________________</w:t>
-      </w:r>
-    </w:p>
-    <w:p>
-      <w:pPr>
-        <w:spacing w:before="440" w:after="180"/>
-      </w:pPr>
-      <w:r>
-        <w:rPr>
-          <w:b/>
-          <w:sz w:val="32"/>
-        </w:rPr>
-        <w:t>ПОПРОСИТЬ ПРОЩЕНИЯ</w:t>
-      </w:r>
-    </w:p>
-    <w:p>
-      <w:r>
-        <w:t>Я признаю, что причинил вред, и прошу прощения.</w:t>
-      </w:r>
-    </w:p>
-    <w:p>
-      <w:r>
-        <w:t>Наш пример: __________________________________________________</w:t>
-      </w:r>
-    </w:p>
-    <w:p>
-      <w:pPr>
-        <w:spacing w:before="440" w:after="180"/>
-      </w:pPr>
-      <w:r>
-        <w:rPr>
-          <w:b/>
-          <w:sz w:val="32"/>
-        </w:rPr>
-        <w:t>ИСПРАВИТЬ ВРЕД</w:t>
-      </w:r>
-    </w:p>
-    <w:p>
-      <w:r>
-        <w:t>Я спрашиваю, что поможет, и предлагаю посильное действие.</w:t>
-      </w:r>
-    </w:p>
-    <w:p>
-      <w:r>
-        <w:t>Наш пример: __________________________________________________</w:t>
-      </w:r>
-    </w:p>
-    <w:p>
-      <w:pPr>
-        <w:spacing w:before="440" w:after="180"/>
-      </w:pPr>
-      <w:r>
-        <w:rPr>
-          <w:b/>
-          <w:sz w:val="32"/>
-        </w:rPr>
-        <w:t>ПОСТУПИТЬ ИНАЧЕ</w:t>
-      </w:r>
-    </w:p>
-    <w:p>
-      <w:r>
-        <w:t>Я решаю, что изменю в следующей похожей ситуации.</w:t>
-      </w:r>
-    </w:p>
-    <w:p>
-      <w:r>
-        <w:t>Наш пример: __________________________________________________</w:t>
-      </w:r>
-    </w:p>
+    <w:tbl>
+      <w:tblPr>
+        <w:tblW w:type="auto" w:w="0"/>
+        <w:tblLayout w:type="fixed"/>
+        <w:tblLook w:firstColumn="1" w:firstRow="1" w:lastColumn="0" w:lastRow="0" w:noHBand="0" w:noVBand="1" w:val="04A0"/>
+      </w:tblPr>
+      <w:tblGrid>
+        <w:gridCol w:w="5040"/>
+        <w:gridCol w:w="5040"/>
+      </w:tblGrid>
+      <w:tr>
+        <w:trPr>
+          <w:cantSplit/>
+        </w:trPr>
+        <w:tc>
+          <w:tcPr>
+            <w:tcW w:type="dxa" w:w="5040"/>
+            <w:vAlign w:val="center"/>
+            <w:tcBorders>
+              <w:top w:val="dashed" w:sz="4" w:color="8C8C8C"/>
+              <w:left w:val="dashed" w:sz="4" w:color="8C8C8C"/>
+              <w:bottom w:val="dashed" w:sz="4" w:color="8C8C8C"/>
+              <w:right w:val="dashed" w:sz="4" w:color="8C8C8C"/>
+            </w:tcBorders>
+          </w:tcPr>
+          <w:p>
+            <w:pPr>
+              <w:spacing w:after="0" w:line="20" w:lineRule="exact"/>
+            </w:pPr>
+            <w:r>
+              <w:rPr>
+                <w:sz w:val="2"/>
+              </w:rPr>
+            </w:r>
+          </w:p>
+          <w:tbl>
+            <w:tblPr>
+              <w:tblW w:type="auto" w:w="0"/>
+              <w:tblLayout w:type="fixed"/>
+              <w:tblLook w:firstColumn="1" w:firstRow="1" w:lastColumn="0" w:lastRow="0" w:noHBand="0" w:noVBand="1" w:val="04A0"/>
+            </w:tblPr>
+            <w:tblGrid>
+              <w:gridCol w:w="1584"/>
+              <w:gridCol w:w="3024"/>
+            </w:tblGrid>
+            <w:tr>
+              <w:tc>
+                <w:tcPr>
+                  <w:tcW w:type="dxa" w:w="1584"/>
+                  <w:vAlign w:val="center"/>
+                </w:tcPr>
+                <w:p>
+                  <w:pPr>
+                    <w:spacing w:after="40"/>
+                  </w:pPr>
+                  <w:r>
+                    <w:drawing>
+                      <wp:inline xmlns:a="http://schemas.openxmlformats.org/drawingml/2006/main" xmlns:pic="http://schemas.openxmlformats.org/drawingml/2006/picture">
+                        <wp:extent cx="868680" cy="488892"/>
+                        <wp:docPr id="1" name="Picture 1" descr="Иллюстрация по теме карточки"/>
+                        <wp:cNvGraphicFramePr>
+                          <a:graphicFrameLocks noChangeAspect="1"/>
+                        </wp:cNvGraphicFramePr>
+                        <a:graphic>
+                          <a:graphicData uri="http://schemas.openxmlformats.org/drawingml/2006/picture">
+                            <pic:pic>
+                              <pic:nvPicPr>
+                                <pic:cNvPr id="0" name="04.jpg"/>
+                                <pic:cNvPicPr/>
+                              </pic:nvPicPr>
+                              <pic:blipFill>
+                                <a:blip r:embed="rId10"/>
+                                <a:stretch>
+                                  <a:fillRect/>
+                                </a:stretch>
+                              </pic:blipFill>
+                              <pic:spPr>
+                                <a:xfrm>
+                                  <a:off x="0" y="0"/>
+                                  <a:ext cx="868680" cy="488892"/>
+                                </a:xfrm>
+                                <a:prstGeom prst="rect"/>
+                              </pic:spPr>
+                            </pic:pic>
+                          </a:graphicData>
+                        </a:graphic>
+                      </wp:inline>
+                    </w:drawing>
+                  </w:r>
+                </w:p>
+              </w:tc>
+              <w:tc>
+                <w:tcPr>
+                  <w:tcW w:type="dxa" w:w="3024"/>
+                  <w:vAlign w:val="center"/>
+                </w:tcPr>
+                <w:p>
+                  <w:pPr>
+                    <w:spacing w:after="40" w:line="240" w:lineRule="auto"/>
+                  </w:pPr>
+                  <w:r>
+                    <w:rPr>
+                      <w:sz w:val="26"/>
+                    </w:rPr>
+                    <w:t>ПРИЗНАТЬ ПОСТУПОК</w:t>
+                    <w:br/>
+                    <w:t>Я называю, что сделал, и не перекладываю вину.</w:t>
+                    <w:br/>
+                    <w:t>Наш пример:</w:t>
+                    <w:br/>
+                    <w:t>________________</w:t>
+                  </w:r>
+                </w:p>
+              </w:tc>
+            </w:tr>
+          </w:tbl>
+          <w:p>
+            <w:pPr>
+              <w:spacing w:after="0" w:line="20" w:lineRule="exact"/>
+            </w:pPr>
+            <w:r>
+              <w:rPr>
+                <w:sz w:val="2"/>
+              </w:rPr>
+            </w:r>
+          </w:p>
+        </w:tc>
+        <w:tc>
+          <w:tcPr>
+            <w:tcW w:type="dxa" w:w="5040"/>
+            <w:vAlign w:val="center"/>
+            <w:tcBorders>
+              <w:top w:val="dashed" w:sz="4" w:color="8C8C8C"/>
+              <w:left w:val="dashed" w:sz="4" w:color="8C8C8C"/>
+              <w:bottom w:val="dashed" w:sz="4" w:color="8C8C8C"/>
+              <w:right w:val="dashed" w:sz="4" w:color="8C8C8C"/>
+            </w:tcBorders>
+          </w:tcPr>
+          <w:p>
+            <w:pPr>
+              <w:spacing w:after="0" w:line="20" w:lineRule="exact"/>
+            </w:pPr>
+            <w:r>
+              <w:rPr>
+                <w:sz w:val="2"/>
+              </w:rPr>
+            </w:r>
+          </w:p>
+          <w:tbl>
+            <w:tblPr>
+              <w:tblW w:type="auto" w:w="0"/>
+              <w:tblLayout w:type="fixed"/>
+              <w:tblLook w:firstColumn="1" w:firstRow="1" w:lastColumn="0" w:lastRow="0" w:noHBand="0" w:noVBand="1" w:val="04A0"/>
+            </w:tblPr>
+            <w:tblGrid>
+              <w:gridCol w:w="1584"/>
+              <w:gridCol w:w="3024"/>
+            </w:tblGrid>
+            <w:tr>
+              <w:tc>
+                <w:tcPr>
+                  <w:tcW w:type="dxa" w:w="1584"/>
+                  <w:vAlign w:val="center"/>
+                </w:tcPr>
+                <w:p>
+                  <w:pPr>
+                    <w:spacing w:after="40"/>
+                  </w:pPr>
+                  <w:r>
+                    <w:drawing>
+                      <wp:inline xmlns:a="http://schemas.openxmlformats.org/drawingml/2006/main" xmlns:pic="http://schemas.openxmlformats.org/drawingml/2006/picture">
+                        <wp:extent cx="868680" cy="488892"/>
+                        <wp:docPr id="2" name="Picture 2" descr="Иллюстрация по теме карточки"/>
+                        <wp:cNvGraphicFramePr>
+                          <a:graphicFrameLocks noChangeAspect="1"/>
+                        </wp:cNvGraphicFramePr>
+                        <a:graphic>
+                          <a:graphicData uri="http://schemas.openxmlformats.org/drawingml/2006/picture">
+                            <pic:pic>
+                              <pic:nvPicPr>
+                                <pic:cNvPr id="0" name="04.jpg"/>
+                                <pic:cNvPicPr/>
+                              </pic:nvPicPr>
+                              <pic:blipFill>
+                                <a:blip r:embed="rId10"/>
+                                <a:stretch>
+                                  <a:fillRect/>
+                                </a:stretch>
+                              </pic:blipFill>
+                              <pic:spPr>
+                                <a:xfrm>
+                                  <a:off x="0" y="0"/>
+                                  <a:ext cx="868680" cy="488892"/>
+                                </a:xfrm>
+                                <a:prstGeom prst="rect"/>
+                              </pic:spPr>
+                            </pic:pic>
+                          </a:graphicData>
+                        </a:graphic>
+                      </wp:inline>
+                    </w:drawing>
+                  </w:r>
+                </w:p>
+              </w:tc>
+              <w:tc>
+                <w:tcPr>
+                  <w:tcW w:type="dxa" w:w="3024"/>
+                  <w:vAlign w:val="center"/>
+                </w:tcPr>
+                <w:p>
+                  <w:pPr>
+                    <w:spacing w:after="40" w:line="240" w:lineRule="auto"/>
+                  </w:pPr>
+                  <w:r>
+                    <w:rPr>
+                      <w:sz w:val="26"/>
+                    </w:rPr>
+                    <w:t>ПОПРОСИТЬ ПРОЩЕНИЯ</w:t>
+                    <w:br/>
+                    <w:t>Я признаю, что причинил вред, и прошу прощения.</w:t>
+                    <w:br/>
+                    <w:t>Наш пример:</w:t>
+                    <w:br/>
+                    <w:t>________________</w:t>
+                  </w:r>
+                </w:p>
+              </w:tc>
+            </w:tr>
+          </w:tbl>
+          <w:p>
+            <w:pPr>
+              <w:spacing w:after="0" w:line="20" w:lineRule="exact"/>
+            </w:pPr>
+            <w:r>
+              <w:rPr>
+                <w:sz w:val="2"/>
+              </w:rPr>
+            </w:r>
+          </w:p>
+        </w:tc>
+      </w:tr>
+      <w:tr>
+        <w:trPr>
+          <w:cantSplit/>
+        </w:trPr>
+        <w:tc>
+          <w:tcPr>
+            <w:tcW w:type="dxa" w:w="5040"/>
+            <w:vAlign w:val="center"/>
+            <w:tcBorders>
+              <w:top w:val="dashed" w:sz="4" w:color="8C8C8C"/>
+              <w:left w:val="dashed" w:sz="4" w:color="8C8C8C"/>
+              <w:bottom w:val="dashed" w:sz="4" w:color="8C8C8C"/>
+              <w:right w:val="dashed" w:sz="4" w:color="8C8C8C"/>
+            </w:tcBorders>
+          </w:tcPr>
+          <w:p>
+            <w:pPr>
+              <w:spacing w:after="0" w:line="20" w:lineRule="exact"/>
+            </w:pPr>
+            <w:r>
+              <w:rPr>
+                <w:sz w:val="2"/>
+              </w:rPr>
+            </w:r>
+          </w:p>
+          <w:tbl>
+            <w:tblPr>
+              <w:tblW w:type="auto" w:w="0"/>
+              <w:tblLayout w:type="fixed"/>
+              <w:tblLook w:firstColumn="1" w:firstRow="1" w:lastColumn="0" w:lastRow="0" w:noHBand="0" w:noVBand="1" w:val="04A0"/>
+            </w:tblPr>
+            <w:tblGrid>
+              <w:gridCol w:w="1584"/>
+              <w:gridCol w:w="3024"/>
+            </w:tblGrid>
+            <w:tr>
+              <w:tc>
+                <w:tcPr>
+                  <w:tcW w:type="dxa" w:w="1584"/>
+                  <w:vAlign w:val="center"/>
+                </w:tcPr>
+                <w:p>
+                  <w:pPr>
+                    <w:spacing w:after="40"/>
+                  </w:pPr>
+                  <w:r>
+                    <w:drawing>
+                      <wp:inline xmlns:a="http://schemas.openxmlformats.org/drawingml/2006/main" xmlns:pic="http://schemas.openxmlformats.org/drawingml/2006/picture">
+                        <wp:extent cx="868680" cy="488892"/>
+                        <wp:docPr id="3" name="Picture 3" descr="Иллюстрация по теме карточки"/>
+                        <wp:cNvGraphicFramePr>
+                          <a:graphicFrameLocks noChangeAspect="1"/>
+                        </wp:cNvGraphicFramePr>
+                        <a:graphic>
+                          <a:graphicData uri="http://schemas.openxmlformats.org/drawingml/2006/picture">
+                            <pic:pic>
+                              <pic:nvPicPr>
+                                <pic:cNvPr id="0" name="04.jpg"/>
+                                <pic:cNvPicPr/>
+                              </pic:nvPicPr>
+                              <pic:blipFill>
+                                <a:blip r:embed="rId10"/>
+                                <a:stretch>
+                                  <a:fillRect/>
+                                </a:stretch>
+                              </pic:blipFill>
+                              <pic:spPr>
+                                <a:xfrm>
+                                  <a:off x="0" y="0"/>
+                                  <a:ext cx="868680" cy="488892"/>
+                                </a:xfrm>
+                                <a:prstGeom prst="rect"/>
+                              </pic:spPr>
+                            </pic:pic>
+                          </a:graphicData>
+                        </a:graphic>
+                      </wp:inline>
+                    </w:drawing>
+                  </w:r>
+                </w:p>
+              </w:tc>
+              <w:tc>
+                <w:tcPr>
+                  <w:tcW w:type="dxa" w:w="3024"/>
+                  <w:vAlign w:val="center"/>
+                </w:tcPr>
+                <w:p>
+                  <w:pPr>
+                    <w:spacing w:after="40" w:line="240" w:lineRule="auto"/>
+                  </w:pPr>
+                  <w:r>
+                    <w:rPr>
+                      <w:sz w:val="26"/>
+                    </w:rPr>
+                    <w:t>ИСПРАВИТЬ ВРЕД</w:t>
+                    <w:br/>
+                    <w:t>Я спрашиваю, что поможет, и предлагаю посильное действие.</w:t>
+                    <w:br/>
+                    <w:t>Наш пример:</w:t>
+                    <w:br/>
+                    <w:t>________________</w:t>
+                  </w:r>
+                </w:p>
+              </w:tc>
+            </w:tr>
+          </w:tbl>
+          <w:p>
+            <w:pPr>
+              <w:spacing w:after="0" w:line="20" w:lineRule="exact"/>
+            </w:pPr>
+            <w:r>
+              <w:rPr>
+                <w:sz w:val="2"/>
+              </w:rPr>
+            </w:r>
+          </w:p>
+        </w:tc>
+        <w:tc>
+          <w:tcPr>
+            <w:tcW w:type="dxa" w:w="5040"/>
+            <w:vAlign w:val="center"/>
+            <w:tcBorders>
+              <w:top w:val="dashed" w:sz="4" w:color="8C8C8C"/>
+              <w:left w:val="dashed" w:sz="4" w:color="8C8C8C"/>
+              <w:bottom w:val="dashed" w:sz="4" w:color="8C8C8C"/>
+              <w:right w:val="dashed" w:sz="4" w:color="8C8C8C"/>
+            </w:tcBorders>
+          </w:tcPr>
+          <w:p>
+            <w:pPr>
+              <w:spacing w:after="0" w:line="20" w:lineRule="exact"/>
+            </w:pPr>
+            <w:r>
+              <w:rPr>
+                <w:sz w:val="2"/>
+              </w:rPr>
+            </w:r>
+          </w:p>
+          <w:tbl>
+            <w:tblPr>
+              <w:tblW w:type="auto" w:w="0"/>
+              <w:tblLayout w:type="fixed"/>
+              <w:tblLook w:firstColumn="1" w:firstRow="1" w:lastColumn="0" w:lastRow="0" w:noHBand="0" w:noVBand="1" w:val="04A0"/>
+            </w:tblPr>
+            <w:tblGrid>
+              <w:gridCol w:w="1584"/>
+              <w:gridCol w:w="3024"/>
+            </w:tblGrid>
+            <w:tr>
+              <w:tc>
+                <w:tcPr>
+                  <w:tcW w:type="dxa" w:w="1584"/>
+                  <w:vAlign w:val="center"/>
+                </w:tcPr>
+                <w:p>
+                  <w:pPr>
+                    <w:spacing w:after="40"/>
+                  </w:pPr>
+                  <w:r>
+                    <w:drawing>
+                      <wp:inline xmlns:a="http://schemas.openxmlformats.org/drawingml/2006/main" xmlns:pic="http://schemas.openxmlformats.org/drawingml/2006/picture">
+                        <wp:extent cx="868680" cy="488892"/>
+                        <wp:docPr id="4" name="Picture 4" descr="Иллюстрация по теме карточки"/>
+                        <wp:cNvGraphicFramePr>
+                          <a:graphicFrameLocks noChangeAspect="1"/>
+                        </wp:cNvGraphicFramePr>
+                        <a:graphic>
+                          <a:graphicData uri="http://schemas.openxmlformats.org/drawingml/2006/picture">
+                            <pic:pic>
+                              <pic:nvPicPr>
+                                <pic:cNvPr id="0" name="04.jpg"/>
+                                <pic:cNvPicPr/>
+                              </pic:nvPicPr>
+                              <pic:blipFill>
+                                <a:blip r:embed="rId10"/>
+                                <a:stretch>
+                                  <a:fillRect/>
+                                </a:stretch>
+                              </pic:blipFill>
+                              <pic:spPr>
+                                <a:xfrm>
+                                  <a:off x="0" y="0"/>
+                                  <a:ext cx="868680" cy="488892"/>
+                                </a:xfrm>
+                                <a:prstGeom prst="rect"/>
+                              </pic:spPr>
+                            </pic:pic>
+                          </a:graphicData>
+                        </a:graphic>
+                      </wp:inline>
+                    </w:drawing>
+                  </w:r>
+                </w:p>
+              </w:tc>
+              <w:tc>
+                <w:tcPr>
+                  <w:tcW w:type="dxa" w:w="3024"/>
+                  <w:vAlign w:val="center"/>
+                </w:tcPr>
+                <w:p>
+                  <w:pPr>
+                    <w:spacing w:after="40" w:line="240" w:lineRule="auto"/>
+                  </w:pPr>
+                  <w:r>
+                    <w:rPr>
+                      <w:sz w:val="26"/>
+                    </w:rPr>
+                    <w:t>ПОСТУПИТЬ ИНАЧЕ</w:t>
+                    <w:br/>
+                    <w:t>Я решаю, что изменю в следующей похожей ситуации.</w:t>
+                    <w:br/>
+                    <w:t>Наш пример:</w:t>
+                    <w:br/>
+                    <w:t>________________</w:t>
+                  </w:r>
+                </w:p>
+              </w:tc>
+            </w:tr>
+          </w:tbl>
+          <w:p>
+            <w:pPr>
+              <w:spacing w:after="0" w:line="20" w:lineRule="exact"/>
+            </w:pPr>
+            <w:r>
+              <w:rPr>
+                <w:sz w:val="2"/>
+              </w:rPr>
+            </w:r>
+          </w:p>
+        </w:tc>
+      </w:tr>
+    </w:tbl>
     <w:p>
       <w:r>
         <w:br w:type="page"/>
@@ -126,9 +503,81 @@
     </w:p>
     <w:p>
       <w:r>
-        <w:t>Можно писать про вымышленного героя. Этот лист остаётся у участника. Личные ответы вслух читать необязательно.</w:t>
+        <w:t>Можно писать про вымышленного героя. Лист остаётся у участника, личные ответы вслух читать необязательно.</w:t>
       </w:r>
     </w:p>
+    <w:tbl>
+      <w:tblPr>
+        <w:tblW w:type="auto" w:w="0"/>
+        <w:tblLayout w:type="fixed"/>
+        <w:tblLook w:firstColumn="1" w:firstRow="1" w:lastColumn="0" w:lastRow="0" w:noHBand="0" w:noVBand="1" w:val="04A0"/>
+      </w:tblPr>
+      <w:tblGrid>
+        <w:gridCol w:w="2016"/>
+        <w:gridCol w:w="8064"/>
+      </w:tblGrid>
+      <w:tr>
+        <w:trPr>
+          <w:cantSplit/>
+        </w:trPr>
+        <w:tc>
+          <w:tcPr>
+            <w:tcW w:type="dxa" w:w="2016"/>
+            <w:vAlign w:val="center"/>
+          </w:tcPr>
+          <w:p>
+            <w:pPr>
+              <w:spacing w:after="40"/>
+            </w:pPr>
+            <w:r>
+              <w:drawing>
+                <wp:inline xmlns:a="http://schemas.openxmlformats.org/drawingml/2006/main" xmlns:pic="http://schemas.openxmlformats.org/drawingml/2006/picture">
+                  <wp:extent cx="1097280" cy="617548"/>
+                  <wp:docPr id="5" name="Picture 5" descr="Диалог после ошибки"/>
+                  <wp:cNvGraphicFramePr>
+                    <a:graphicFrameLocks noChangeAspect="1"/>
+                  </wp:cNvGraphicFramePr>
+                  <a:graphic>
+                    <a:graphicData uri="http://schemas.openxmlformats.org/drawingml/2006/picture">
+                      <pic:pic>
+                        <pic:nvPicPr>
+                          <pic:cNvPr id="0" name="04.jpg"/>
+                          <pic:cNvPicPr/>
+                        </pic:nvPicPr>
+                        <pic:blipFill>
+                          <a:blip r:embed="rId10"/>
+                          <a:stretch>
+                            <a:fillRect/>
+                          </a:stretch>
+                        </pic:blipFill>
+                        <pic:spPr>
+                          <a:xfrm>
+                            <a:off x="0" y="0"/>
+                            <a:ext cx="1097280" cy="617548"/>
+                          </a:xfrm>
+                          <a:prstGeom prst="rect"/>
+                        </pic:spPr>
+                      </pic:pic>
+                    </a:graphicData>
+                  </a:graphic>
+                </wp:inline>
+              </w:drawing>
+            </w:r>
+          </w:p>
+        </w:tc>
+        <w:tc>
+          <w:tcPr>
+            <w:tcW w:type="dxa" w:w="8064"/>
+            <w:vAlign w:val="center"/>
+          </w:tcPr>
+          <w:p>
+            <w:r>
+              <w:t>Герой выдал рисунок Саши за свой. Учитель его похвалил. Другой герой порвал страницу чужой книги. Обсудите, как исправить вред.</w:t>
+            </w:r>
+          </w:p>
+        </w:tc>
+      </w:tr>
+    </w:tbl>
     <w:p>
       <w:pPr>
         <w:pStyle w:val="Heading2"/>
@@ -139,17 +588,15 @@
     </w:p>
     <w:p>
       <w:r>
-        <w:t>Герой выдал рисунок Саши за свой. Учитель его похвалил.</w:t>
-      </w:r>
-    </w:p>
-    <w:p>
-      <w:r>
         <w:t>Что сказать учителю?</w:t>
       </w:r>
     </w:p>
     <w:p>
+      <w:pPr>
+        <w:spacing w:after="180"/>
+      </w:pPr>
       <w:r>
-        <w:t>________________________________________________________________</w:t>
+        <w:t>__________________________________________________________________</w:t>
       </w:r>
     </w:p>
     <w:p>
@@ -158,18 +605,24 @@
       </w:r>
     </w:p>
     <w:p>
+      <w:pPr>
+        <w:spacing w:after="180"/>
+      </w:pPr>
       <w:r>
-        <w:t>________________________________________________________________</w:t>
+        <w:t>__________________________________________________________________</w:t>
       </w:r>
     </w:p>
     <w:p>
       <w:r>
-        <w:t>Какое действие поможет вернуть Саше признание?</w:t>
+        <w:t>Как вернуть Саше признание?</w:t>
       </w:r>
     </w:p>
     <w:p>
+      <w:pPr>
+        <w:spacing w:after="180"/>
+      </w:pPr>
       <w:r>
-        <w:t>________________________________________________________________</w:t>
+        <w:t>__________________________________________________________________</w:t>
       </w:r>
     </w:p>
     <w:p>
@@ -182,27 +635,22 @@
     </w:p>
     <w:p>
       <w:r>
-        <w:t>Герой порвал страницу чужой книги. Составьте короткий диалог.</w:t>
+        <w:t>Я признаю свой поступок: ________________________</w:t>
       </w:r>
     </w:p>
     <w:p>
       <w:r>
-        <w:t>Я признаю свой поступок: _________________________________________</w:t>
+        <w:t>Я прошу прощения: ________________________</w:t>
       </w:r>
     </w:p>
     <w:p>
       <w:r>
-        <w:t>Я прошу прощения: ______________________________________________</w:t>
+        <w:t>Я предлагаю и спрашиваю: ________________________</w:t>
       </w:r>
     </w:p>
     <w:p>
       <w:r>
-        <w:t>Я предлагаю и спрашиваю: ________________________________________</w:t>
-      </w:r>
-    </w:p>
-    <w:p>
-      <w:r>
-        <w:t>Ответ владельца книги: ___________________________________________</w:t>
+        <w:t>Ответ владельца книги: ________________________</w:t>
       </w:r>
     </w:p>
     <w:p>
@@ -215,17 +663,17 @@
     </w:p>
     <w:p>
       <w:r>
-        <w:t>Что я или мой герой сделает: ______________________________________</w:t>
+        <w:t>Что я или мой герой сделает: _____________________________________</w:t>
       </w:r>
     </w:p>
     <w:p>
       <w:r>
-        <w:t>Когда: __________________ Кто сможет помочь: _____________________</w:t>
+        <w:t>Когда: ________________ Кто сможет помочь: ______________________</w:t>
       </w:r>
     </w:p>
     <w:p>
       <w:r>
-        <w:t>Действие должно быть посильным. Исправление обсуждают с тем, кому причинили вред. Доверие другого человека нельзя потребовать.</w:t>
+        <w:t>Исправление обсуждают с тем, кому причинили вред. Доверие другого человека нельзя потребовать.</w:t>
       </w:r>
     </w:p>
     <w:sectPr>
@@ -615,7 +1063,7 @@
     <w:qFormat/>
     <w:rsid w:val="00FC693F"/>
     <w:pPr>
-      <w:spacing w:line="264" w:lineRule="auto" w:after="120"/>
+      <w:spacing w:after="100" w:line="259" w:lineRule="auto"/>
     </w:pPr>
     <w:rPr>
       <w:rFonts w:ascii="DejaVu Sans" w:hAnsi="DejaVu Sans"/>
@@ -678,7 +1126,7 @@
     <w:pPr>
       <w:keepNext/>
       <w:keepLines/>
-      <w:spacing w:before="160" w:after="120"/>
+      <w:spacing w:before="160" w:after="100" w:line="259" w:lineRule="auto"/>
       <w:outlineLvl w:val="0"/>
     </w:pPr>
     <w:rPr>
@@ -702,7 +1150,7 @@
     <w:pPr>
       <w:keepNext/>
       <w:keepLines/>
-      <w:spacing w:before="160" w:after="120"/>
+      <w:spacing w:before="160" w:after="100" w:line="259" w:lineRule="auto"/>
       <w:outlineLvl w:val="1"/>
     </w:pPr>
     <w:rPr>
@@ -964,7 +1412,7 @@
     <w:qFormat/>
     <w:rsid w:val="00FC693F"/>
     <w:pPr>
-      <w:spacing w:after="120" w:line="240" w:lineRule="auto" w:before="160"/>
+      <w:spacing w:after="100" w:line="259" w:lineRule="auto" w:before="160"/>
       <w:contextualSpacing/>
     </w:pPr>
     <w:rPr>
@@ -972,7 +1420,7 @@
       <w:color w:val="000000"/>
       <w:spacing w:val="5"/>
       <w:kern w:val="28"/>
-      <w:sz w:val="48"/>
+      <w:sz w:val="46"/>
       <w:szCs w:val="52"/>
     </w:rPr>
   </w:style>
@@ -1003,7 +1451,7 @@
       <w:numPr>
         <w:ilvl w:val="1"/>
       </w:numPr>
-      <w:spacing w:before="160" w:after="120"/>
+      <w:spacing w:after="100" w:line="259" w:lineRule="auto" w:before="160"/>
     </w:pPr>
     <w:rPr>
       <w:rFonts w:asciiTheme="majorHAnsi" w:eastAsiaTheme="majorEastAsia" w:hAnsiTheme="majorHAnsi" w:cstheme="majorBidi" w:ascii="DejaVu Sans" w:hAnsi="DejaVu Sans"/>
